--- a/docassemble/WVDelegationOfParentalAuthority/data/templates/wvcode4984withfieldswithfields_next_steps.docx
+++ b/docassemble/WVDelegationOfParentalAuthority/data/templates/wvcode4984withfieldswithfields_next_steps.docx
@@ -21,36 +21,36 @@
     </w:p>
     <w:p>
       <w:r>
-        <w:t xml:space="preserve">Congratulations </w:t>
-      </w:r>
-      <w:r>
-        <w:t>{_{ users }_}</w:t>
-      </w:r>
-      <w:r>
-        <w:t>! You have finished all the forms you need to {{ al_next_s</w:t>
-      </w:r>
-      <w:r>
-        <w:t>t</w:t>
-      </w:r>
-      <w:r>
-        <w:t>eps_intro_prompt }}. The rest of the pages </w:t>
-      </w:r>
-      <w:r>
-        <w:t>in this packet are your complet</w:t>
-      </w:r>
-      <w:r>
-        <w:t xml:space="preserve">ed</w:t>
+        <w:t xml:space="preserve">Good job, {{ users }}! You finished your form. The rest of the pages in this packet are your completed {{ al_next_steps_document_title }}.</w:t>
+      </w:r>
+      <w:r>
+        <w:t/>
+      </w:r>
+      <w:r>
+        <w:t/>
+      </w:r>
+      <w:r>
+        <w:t/>
+      </w:r>
+      <w:r>
+        <w:t/>
+      </w:r>
+      <w:r>
+        <w:t/>
+      </w:r>
+      <w:r>
+        <w:t/>
       </w:r>
       <w:r>
         <w:rPr>
           <w:rStyle w:val="pl-s"/>
         </w:rPr>
-        <w:t> {{ al_next_steps_document_title }}</w:t>
+        <w:t/>
       </w:r>
       <w:bookmarkStart w:id="0" w:name="_GoBack"/>
       <w:bookmarkEnd w:id="0"/>
       <w:r>
-        <w:t xml:space="preserve">.</w:t>
+        <w:t/>
       </w:r>
     </w:p>
     <w:p/>
@@ -102,7 +102,7 @@
             <w14:bevel/>
           </w14:textOutline>
         </w:rPr>
-        <w:t xml:space="preserve">Deliver a copy to </w:t>
+        <w:t xml:space="preserve">You and the caregiver must sign the form in front of a notary.</w:t>
       </w:r>
       <w:r>
         <w:rPr>
@@ -112,7 +112,7 @@
             <w14:bevel/>
           </w14:textOutline>
         </w:rPr>
-        <w:t xml:space="preserve">{_{ </w:t>
+        <w:t/>
       </w:r>
       <w:r>
         <w:rPr>
@@ -122,7 +122,7 @@
             <w14:bevel/>
           </w14:textOutline>
         </w:rPr>
-        <w:t xml:space="preserve">showifdef('other_parties[0]') </w:t>
+        <w:t/>
       </w:r>
       <w:r>
         <w:rPr>
@@ -132,7 +132,7 @@
             <w14:bevel/>
           </w14:textOutline>
         </w:rPr>
-        <w:t>}_}</w:t>
+        <w:t/>
       </w:r>
       <w:r>
         <w:rPr>
@@ -142,7 +142,7 @@
             <w14:bevel/>
           </w14:textOutline>
         </w:rPr>
-        <w:t xml:space="preserve"> or their attorney.</w:t>
+        <w:t/>
       </w:r>
     </w:p>
     <w:p>
@@ -155,8 +155,6 @@
         <w:suppressAutoHyphens/>
         <w:snapToGrid w:val="0"/>
         <w:rPr>
-          <w:b/>
-          <w:bCs/>
           <w14:textOutline w14:w="9525" w14:cap="rnd" w14:cmpd="sng" w14:algn="ctr">
             <w14:noFill/>
             <w14:prstDash w14:val="solid"/>
@@ -166,15 +164,13 @@
       </w:pPr>
       <w:r>
         <w:rPr>
-          <w:b/>
-          <w:bCs/>
           <w14:textOutline w14:w="9525" w14:cap="rnd" w14:cmpd="sng" w14:algn="ctr">
             <w14:noFill/>
             <w14:prstDash w14:val="solid"/>
             <w14:bevel/>
           </w14:textOutline>
         </w:rPr>
-        <w:t>Keep a copy for yourself.</w:t>
+        <w:t xml:space="preserve">Give the caregiver a copy. Keep a copy for yourself.</w:t>
       </w:r>
     </w:p>
     <w:p>
@@ -201,7 +197,7 @@
             <w14:bevel/>
           </w14:textOutline>
         </w:rPr>
-        <w:t xml:space="preserve">Wait for a response from </w:t>
+        <w:t xml:space="preserve">The caregiver may need to show the form to your child's school or doctor.</w:t>
       </w:r>
       <w:r>
         <w:rPr>
@@ -211,7 +207,7 @@
             <w14:bevel/>
           </w14:textOutline>
         </w:rPr>
-        <w:t xml:space="preserve">{_{ </w:t>
+        <w:t/>
       </w:r>
       <w:r>
         <w:rPr>
@@ -221,7 +217,7 @@
             <w14:bevel/>
           </w14:textOutline>
         </w:rPr>
-        <w:t xml:space="preserve">showifdef('other_parties[0]') </w:t>
+        <w:t/>
       </w:r>
       <w:r>
         <w:rPr>
@@ -231,10 +227,10 @@
             <w14:bevel/>
           </w14:textOutline>
         </w:rPr>
-        <w:t>}_}</w:t>
-      </w:r>
-      <w:r>
-        <w:t>.</w:t>
+        <w:t/>
+      </w:r>
+      <w:r>
+        <w:t/>
       </w:r>
     </w:p>
     <w:p>
@@ -344,10 +340,10 @@
       <w:bookmarkStart w:id="3" w:name="_7jbtnvplu76"/>
       <w:bookmarkEnd w:id="3"/>
       <w:r>
-        <w:t xml:space="preserve">What can </w:t>
-      </w:r>
-      <w:r>
-        <w:t xml:space="preserve">{_{ </w:t>
+        <w:t xml:space="preserve">What can the caregiver do?</w:t>
+      </w:r>
+      <w:r>
+        <w:t/>
       </w:r>
       <w:r>
         <w:rPr>
@@ -357,7 +353,7 @@
             <w14:bevel/>
           </w14:textOutline>
         </w:rPr>
-        <w:t xml:space="preserve">showifdef('other_parties[0]') </w:t>
+        <w:t/>
       </w:r>
       <w:r>
         <w:rPr>
@@ -367,7 +363,7 @@
             <w14:bevel/>
           </w14:textOutline>
         </w:rPr>
-        <w:t>}_}</w:t>
+        <w:t/>
       </w:r>
       <w:r>
         <w:rPr>
@@ -377,10 +373,10 @@
             <w14:bevel/>
           </w14:textOutline>
         </w:rPr>
-        <w:t xml:space="preserve"> </w:t>
-      </w:r>
-      <w:r>
-        <w:t>do?</w:t>
+        <w:t/>
+      </w:r>
+      <w:r>
+        <w:t/>
       </w:r>
     </w:p>
     <w:p>
@@ -455,10 +451,10 @@
         <w:pStyle w:val="Heading2"/>
       </w:pPr>
       <w:r>
-        <w:t xml:space="preserve">What happens after </w:t>
-      </w:r>
-      <w:r>
-        <w:t xml:space="preserve">{_{ </w:t>
+        <w:t xml:space="preserve">What if things change?</w:t>
+      </w:r>
+      <w:r>
+        <w:t/>
       </w:r>
       <w:r>
         <w:rPr>
@@ -468,7 +464,7 @@
             <w14:bevel/>
           </w14:textOutline>
         </w:rPr>
-        <w:t xml:space="preserve">showifdef('other_parties[0]') </w:t>
+        <w:t/>
       </w:r>
       <w:r>
         <w:rPr>
@@ -478,40 +474,35 @@
             <w14:bevel/>
           </w14:textOutline>
         </w:rPr>
-        <w:t>}_}</w:t>
-      </w:r>
-      <w:r>
-        <w:t xml:space="preserve"> </w:t>
+        <w:t/>
+      </w:r>
+      <w:r>
+        <w:t/>
       </w:r>
       <w:proofErr w:type="gramStart"/>
       <w:r>
-        <w:t>makes a decision</w:t>
+        <w:t/>
       </w:r>
       <w:proofErr w:type="gramEnd"/>
       <w:r>
-        <w:t>?</w:t>
-      </w:r>
-    </w:p>
-    <w:p>
-      <w:r>
-        <w:t>If the judge decides to grant your appeal:</w:t>
-      </w:r>
-    </w:p>
-    <w:p>
-      <w:r>
-        <w:t xml:space="preserve">{%p if </w:t>
-      </w:r>
-      <w:r>
-        <w:t>al_next_steps_enabled and al_n</w:t>
-      </w:r>
-      <w:r>
-        <w:t xml:space="preserve">ext_s</w:t>
-      </w:r>
-      <w:r>
-        <w:t>teps_what_can_decision_maker_do %}</w:t>
-      </w:r>
-      <w:r>
-        <w:t xml:space="preserve"/>
+        <w:t/>
+      </w:r>
+    </w:p>
+    <w:p>
+      <w:r>
+        <w:t xml:space="preserve">{%p if al_next_steps_enabled and al_next_steps_what_happens_if_i_win %}</w:t>
+      </w:r>
+      <w:r>
+        <w:t/>
+      </w:r>
+      <w:r>
+        <w:t/>
+      </w:r>
+      <w:r>
+        <w:t/>
+      </w:r>
+      <w:r>
+        <w:t/>
       </w:r>
     </w:p>
     <w:p>
@@ -576,10 +567,10 @@
         <w:rPr>
           <w:b/>
         </w:rPr>
-        <w:t xml:space="preserve">Read </w:t>
-      </w:r>
-      <w:r>
-        <w:t>the response as soon as you get it. If you have questions, {{ al_next_steps_help_organization or "Your local legal aid" }} may be able to help you more.</w:t>
+        <w:t xml:space="preserve">If you have questions, {{ al_next_steps_help_organization or "Your local legal aid" }} may be able to help you.</w:t>
+      </w:r>
+      <w:r>
+        <w:t/>
       </w:r>
     </w:p>
     <w:p>
